--- a/аналоги.docx
+++ b/аналоги.docx
@@ -832,10 +832,10 @@
         </w:numPr>
       </w:pPr>
       <w:r>
-        <w:t xml:space="preserve">наличие </w:t>
-      </w:r>
-      <w:r>
-        <w:t>фоновой музыки</w:t>
+        <w:t xml:space="preserve">начисление монеток за </w:t>
+      </w:r>
+      <w:r>
+        <w:t>угаданное слово</w:t>
       </w:r>
       <w:r>
         <w:t>;</w:t>
@@ -850,7 +850,7 @@
         </w:numPr>
       </w:pPr>
       <w:r>
-        <w:t>наличие звука при нажатии на буквы</w:t>
+        <w:t>возможность ознакомиться с правилами игры</w:t>
       </w:r>
       <w:r>
         <w:t>;</w:t>
@@ -865,12 +865,12 @@
         </w:numPr>
       </w:pPr>
       <w:r>
-        <w:t>возможность отключить фоновую музыку</w:t>
-      </w:r>
-      <w:r>
-        <w:t xml:space="preserve"> и звук нажатия на буквы</w:t>
-      </w:r>
-      <w:r>
+        <w:t>при победе начисляется 10 монет</w:t>
+      </w:r>
+      <w:r>
+        <w:rPr>
+          <w:lang w:val="en-US"/>
+        </w:rPr>
         <w:t>;</w:t>
       </w:r>
     </w:p>
@@ -883,7 +883,19 @@
         </w:numPr>
       </w:pPr>
       <w:r>
-        <w:t>начисление монеток за пройденный уровень</w:t>
+        <w:t>возможность открыть любую букву</w:t>
+      </w:r>
+      <w:r>
+        <w:t xml:space="preserve"> </w:t>
+      </w:r>
+      <w:r>
+        <w:t xml:space="preserve">за </w:t>
+      </w:r>
+      <w:r>
+        <w:t xml:space="preserve">5 </w:t>
+      </w:r>
+      <w:r>
+        <w:t>монет</w:t>
       </w:r>
       <w:r>
         <w:t>;</w:t>
@@ -898,7 +910,7 @@
         </w:numPr>
       </w:pPr>
       <w:r>
-        <w:t>возможность ознакомиться с правилами игры</w:t>
+        <w:t>при поражении показывается загаданное слово</w:t>
       </w:r>
       <w:r>
         <w:t>;</w:t>
@@ -913,34 +925,7 @@
         </w:numPr>
       </w:pPr>
       <w:r>
-        <w:t>возможность открыть любую букву</w:t>
-      </w:r>
-      <w:r>
-        <w:t xml:space="preserve"> </w:t>
-      </w:r>
-      <w:r>
-        <w:t xml:space="preserve">за </w:t>
-      </w:r>
-      <w:r>
-        <w:t xml:space="preserve">5 </w:t>
-      </w:r>
-      <w:r>
-        <w:t>монет</w:t>
-      </w:r>
-      <w:r>
-        <w:t>;</w:t>
-      </w:r>
-    </w:p>
-    <w:p>
-      <w:pPr>
-        <w:pStyle w:val="a7"/>
-        <w:numPr>
-          <w:ilvl w:val="0"/>
-          <w:numId w:val="8"/>
-        </w:numPr>
-      </w:pPr>
-      <w:r>
-        <w:t>при поражении показывается загаданное слово</w:t>
+        <w:t>цветовая индикация при нажатии на буквы</w:t>
       </w:r>
       <w:r>
         <w:t>;</w:t>
